--- a/01-6个主号内容创作/存货_发布文案/存货_Word2_账号7-11.docx
+++ b/01-6个主号内容创作/存货_发布文案/存货_Word2_账号7-11.docx
@@ -23,7 +23,7 @@
         <w:rPr>
           <w:b/>
         </w:rPr>
-        <w:t>标题（txt用）：取经路上沙僧怎么管存货</w:t>
+        <w:t>标题（txt用）：存货，底层逻辑是这个</w:t>
       </w:r>
     </w:p>
     <w:p>
@@ -189,7 +189,7 @@
         <w:rPr>
           <w:b/>
         </w:rPr>
-        <w:t>标题（txt用）：广志开零食铺，存货搞了一团糟</w:t>
+        <w:t>标题（txt用）：广志零食铺的存货考点总结</w:t>
       </w:r>
     </w:p>
     <w:p>
@@ -355,7 +355,7 @@
         <w:rPr>
           <w:b/>
         </w:rPr>
-        <w:t>标题（txt用）：柯南破案顺带把存货讲透了</w:t>
+        <w:t>标题（txt用）：没人告诉我存货考点就是4个点！</w:t>
       </w:r>
     </w:p>
     <w:p>
@@ -529,7 +529,7 @@
         <w:rPr>
           <w:b/>
         </w:rPr>
-        <w:t>标题（txt用）：西游记：八戒踩了存货最深的坑</w:t>
+        <w:t>标题（txt用）：跌价准备转回这坑，考前必须搞懂</w:t>
       </w:r>
     </w:p>
     <w:p>
@@ -714,7 +714,7 @@
         <w:rPr>
           <w:b/>
         </w:rPr>
-        <w:t>标题（txt用）：小新发现美冴存货算错了</w:t>
+        <w:t>标题（txt用）：发出存货两种方法今天搞清楚</w:t>
       </w:r>
     </w:p>
     <w:p>

--- a/01-6个主号内容创作/存货_发布文案/存货_Word2_账号7-11.docx
+++ b/01-6个主号内容创作/存货_发布文案/存货_Word2_账号7-11.docx
@@ -23,22 +23,11 @@
         <w:rPr>
           <w:b/>
         </w:rPr>
-        <w:t>标题（txt用）：取经路上沙僧怎么管存货</w:t>
+        <w:t>标题（txt用）：存货，底层逻辑是这个</w:t>
       </w:r>
     </w:p>
     <w:p>
       <w:r>
-        <w:t>标题1：取经路上沙僧怎么管存货</w:t>
-        <w:br/>
-        <w:t>标题2：跟着西游记把存货整章搞明白</w:t>
-        <w:br/>
-        <w:t>标题3：沙僧当管家，存货的规矩全讲清了</w:t>
-        <w:br/>
-        <w:t>标题4：89天冲刺，取经团队存货课</w:t>
-        <w:br/>
-        <w:t>标题5：唐僧教团队存货规矩，比教材有意思</w:t>
-        <w:br/>
-        <w:br/>
         <w:t>取经路上，沙僧是团队的总管家，负责管理所有物资。从食材到法宝，从干粮到药材，都得按规矩入账、出账、年底盘点。今天跟着取经队学存货！</w:t>
         <w:br/>
         <w:br/>
@@ -189,22 +178,11 @@
         <w:rPr>
           <w:b/>
         </w:rPr>
-        <w:t>标题（txt用）：广志开零食铺，存货搞了一团糟</w:t>
+        <w:t>标题（txt用）：存货的考点总结</w:t>
       </w:r>
     </w:p>
     <w:p>
       <w:r>
-        <w:t>标题1：广志开零食铺，存货搞了一团糟</w:t>
-        <w:br/>
-        <w:t>标题2：野原家开店记，存货考点全出现了</w:t>
-        <w:br/>
-        <w:t>标题3：广志开店学存货，每个坑被美冴逮住了</w:t>
-        <w:br/>
-        <w:t>标题4：小新店里的存货课，比课本有趣</w:t>
-        <w:br/>
-        <w:t>标题5：89天备考，跟广志一起搞懂存货</w:t>
-        <w:br/>
-        <w:br/>
         <w:t>广志最近做生意亏了，被美冴骂完，决定做点副业——开一家零食铺。可是一开始，存货账做得一塌糊涂，后来在小新的"帮助"下，终于理清了。</w:t>
         <w:br/>
         <w:br/>
@@ -355,22 +333,11 @@
         <w:rPr>
           <w:b/>
         </w:rPr>
-        <w:t>标题（txt用）：柯南破案顺带把存货讲透了</w:t>
+        <w:t>标题（txt用）：没人告诉我存货考点就是4个点！</w:t>
       </w:r>
     </w:p>
     <w:p>
       <w:r>
-        <w:t>标题1：柯南破案顺带把存货讲透了</w:t>
-        <w:br/>
-        <w:t>标题2：存货4件疑案，柯南一一侦破</w:t>
-        <w:br/>
-        <w:t>标题3：用柯南破案的方式记住存货规则</w:t>
-        <w:br/>
-        <w:t>标题4：89天备考，柯南带你过存货4个坑</w:t>
-        <w:br/>
-        <w:t>标题5：真相只有一个：存货这4条规矩不能破</w:t>
-        <w:br/>
-        <w:br/>
         <w:t>柯南有一句名言：推理只认证据，不认猜测。存货的会计处理也是一样——每一笔分录背后都有明确的依据，没有模糊地带。</w:t>
         <w:br/>
         <w:br/>
@@ -529,22 +496,11 @@
         <w:rPr>
           <w:b/>
         </w:rPr>
-        <w:t>标题（txt用）：西游记：八戒踩了存货最深的坑</w:t>
+        <w:t>标题（txt用）：跌价准备转回这坑，考前必须搞懂</w:t>
       </w:r>
     </w:p>
     <w:p>
       <w:r>
-        <w:t>标题1：西游记：八戒踩了存货最深的坑</w:t>
-        <w:br/>
-        <w:t>标题2：八戒管仓库踩坑记，存货跌价准备全搞懂</w:t>
-        <w:br/>
-        <w:t>标题3：89天前必须知道的存货减值3步法</w:t>
-        <w:br/>
-        <w:t>标题4：西游记讲存货跌价准备，高老庄故事</w:t>
-        <w:br/>
-        <w:t>标题5：存货跌价准备最大的坑，八戒帮你踩了</w:t>
-        <w:br/>
-        <w:br/>
         <w:t>高老庄，八戒正式接手了庄里的仓库管理。但他在做期末盘点的时候，出现了一连串的问题。今天跟着八戒的踩坑记录，把存货跌价准备的规则彻底搞清楚。</w:t>
         <w:br/>
         <w:br/>
@@ -714,22 +670,11 @@
         <w:rPr>
           <w:b/>
         </w:rPr>
-        <w:t>标题（txt用）：小新发现美冴存货算错了</w:t>
+        <w:t>标题（txt用）：发出存货两种方法今天搞清楚</w:t>
       </w:r>
     </w:p>
     <w:p>
       <w:r>
-        <w:t>标题1：小新发现美冴存货算错了</w:t>
-        <w:br/>
-        <w:t>标题2：美冴开店选错方法，小新帮她纠正</w:t>
-        <w:br/>
-        <w:t>标题3：先进先出vs加权平均，小新家搞明白了</w:t>
-        <w:br/>
-        <w:t>标题4：89天备考，存货发出计量方法今天搞定</w:t>
-        <w:br/>
-        <w:t>标题5：存货发出方法2种，跟着美冴算一遍</w:t>
-        <w:br/>
-        <w:br/>
         <w:t>美冴开了一家"春日部特产杂货铺"，主要卖各种零食和日用品。在日常进货、出货的过程中，美冴发现了一个大问题：同样的货，用不同的方法算成本，利润会差很多！</w:t>
         <w:br/>
         <w:br/>
